--- a/frontend/public/originals/sys-mrm-agenda.docx
+++ b/frontend/public/originals/sys-mrm-agenda.docx
@@ -4,7 +4,7 @@
   <w:body>
     <w:tbl>
       <w:tblPr>
-        <w:tblW w:w="0" w:type="auto"/>
+        <w:tblW w:w="10944" w:type="dxa"/>
         <w:tblInd w:w="198" w:type="dxa"/>
         <w:tblBorders>
           <w:top w:val="single" w:sz="4" w:space="0" w:color="auto"/>
@@ -18,8 +18,8 @@
         <w:tblLook w:val="0000" w:firstRow="0" w:lastRow="0" w:firstColumn="0" w:lastColumn="0" w:noHBand="0" w:noVBand="0"/>
       </w:tblPr>
       <w:tblGrid>
-        <w:gridCol w:w="4950"/>
-        <w:gridCol w:w="6300"/>
+        <w:gridCol w:w="4815"/>
+        <w:gridCol w:w="6129"/>
       </w:tblGrid>
       <w:tr>
         <w:tblPrEx>
@@ -34,7 +34,7 @@
         </w:trPr>
         <w:tc>
           <w:tcPr>
-            <w:tcW w:w="4950" w:type="dxa"/>
+            <w:tcW w:w="4815" w:type="dxa"/>
             <w:vAlign w:val="bottom"/>
           </w:tcPr>
           <w:p>
@@ -55,7 +55,7 @@
         </w:tc>
         <w:tc>
           <w:tcPr>
-            <w:tcW w:w="6300" w:type="dxa"/>
+            <w:tcW w:w="6129" w:type="dxa"/>
             <w:vAlign w:val="bottom"/>
           </w:tcPr>
           <w:p>
@@ -88,7 +88,7 @@
         </w:trPr>
         <w:tc>
           <w:tcPr>
-            <w:tcW w:w="11250" w:type="dxa"/>
+            <w:tcW w:w="10944" w:type="dxa"/>
             <w:gridSpan w:val="2"/>
             <w:vAlign w:val="center"/>
           </w:tcPr>
@@ -132,7 +132,7 @@
         </w:trPr>
         <w:tc>
           <w:tcPr>
-            <w:tcW w:w="11250" w:type="dxa"/>
+            <w:tcW w:w="10944" w:type="dxa"/>
             <w:gridSpan w:val="2"/>
             <w:vAlign w:val="center"/>
           </w:tcPr>
@@ -280,12 +280,12 @@
         <w:tblLook w:val="0000" w:firstRow="0" w:lastRow="0" w:firstColumn="0" w:lastColumn="0" w:noHBand="0" w:noVBand="0"/>
       </w:tblPr>
       <w:tblGrid>
-        <w:gridCol w:w="2376"/>
-        <w:gridCol w:w="1877"/>
-        <w:gridCol w:w="1191"/>
-        <w:gridCol w:w="2211"/>
-        <w:gridCol w:w="2126"/>
-        <w:gridCol w:w="1276"/>
+        <w:gridCol w:w="2311"/>
+        <w:gridCol w:w="1826"/>
+        <w:gridCol w:w="1159"/>
+        <w:gridCol w:w="2151"/>
+        <w:gridCol w:w="2068"/>
+        <w:gridCol w:w="1241"/>
       </w:tblGrid>
       <w:tr>
         <w:tblPrEx>
@@ -299,7 +299,7 @@
         </w:trPr>
         <w:tc>
           <w:tcPr>
-            <w:tcW w:w="2376" w:type="dxa"/>
+            <w:tcW w:w="2311" w:type="dxa"/>
             <w:shd w:val="clear" w:color="auto" w:fill="EEECE1"/>
             <w:vAlign w:val="center"/>
           </w:tcPr>
@@ -322,7 +322,7 @@
         </w:tc>
         <w:tc>
           <w:tcPr>
-            <w:tcW w:w="1877" w:type="dxa"/>
+            <w:tcW w:w="1826" w:type="dxa"/>
             <w:shd w:val="clear" w:color="auto" w:fill="EEECE1"/>
             <w:vAlign w:val="center"/>
           </w:tcPr>
@@ -345,7 +345,7 @@
         </w:tc>
         <w:tc>
           <w:tcPr>
-            <w:tcW w:w="1191" w:type="dxa"/>
+            <w:tcW w:w="1159" w:type="dxa"/>
             <w:shd w:val="clear" w:color="auto" w:fill="EEECE1"/>
             <w:vAlign w:val="center"/>
           </w:tcPr>
@@ -368,7 +368,7 @@
         </w:tc>
         <w:tc>
           <w:tcPr>
-            <w:tcW w:w="2211" w:type="dxa"/>
+            <w:tcW w:w="2151" w:type="dxa"/>
             <w:shd w:val="clear" w:color="auto" w:fill="EEECE1"/>
             <w:vAlign w:val="center"/>
           </w:tcPr>
@@ -391,7 +391,7 @@
         </w:tc>
         <w:tc>
           <w:tcPr>
-            <w:tcW w:w="2126" w:type="dxa"/>
+            <w:tcW w:w="2068" w:type="dxa"/>
             <w:shd w:val="clear" w:color="auto" w:fill="EEECE1"/>
             <w:vAlign w:val="center"/>
           </w:tcPr>
@@ -414,7 +414,7 @@
         </w:tc>
         <w:tc>
           <w:tcPr>
-            <w:tcW w:w="1276" w:type="dxa"/>
+            <w:tcW w:w="1241" w:type="dxa"/>
             <w:shd w:val="clear" w:color="auto" w:fill="EEECE1"/>
             <w:vAlign w:val="center"/>
           </w:tcPr>
@@ -448,7 +448,7 @@
         </w:trPr>
         <w:tc>
           <w:tcPr>
-            <w:tcW w:w="2376" w:type="dxa"/>
+            <w:tcW w:w="2311" w:type="dxa"/>
             <w:vAlign w:val="center"/>
           </w:tcPr>
           <w:p>
@@ -462,7 +462,7 @@
         </w:tc>
         <w:tc>
           <w:tcPr>
-            <w:tcW w:w="1877" w:type="dxa"/>
+            <w:tcW w:w="1826" w:type="dxa"/>
             <w:vAlign w:val="center"/>
           </w:tcPr>
           <w:p>
@@ -476,7 +476,7 @@
         </w:tc>
         <w:tc>
           <w:tcPr>
-            <w:tcW w:w="1191" w:type="dxa"/>
+            <w:tcW w:w="1159" w:type="dxa"/>
             <w:vAlign w:val="center"/>
           </w:tcPr>
           <w:p>
@@ -490,7 +490,7 @@
         </w:tc>
         <w:tc>
           <w:tcPr>
-            <w:tcW w:w="2211" w:type="dxa"/>
+            <w:tcW w:w="2151" w:type="dxa"/>
             <w:vAlign w:val="center"/>
           </w:tcPr>
           <w:p>
@@ -504,7 +504,7 @@
         </w:tc>
         <w:tc>
           <w:tcPr>
-            <w:tcW w:w="2126" w:type="dxa"/>
+            <w:tcW w:w="2068" w:type="dxa"/>
             <w:vAlign w:val="center"/>
           </w:tcPr>
           <w:p>
@@ -518,7 +518,7 @@
         </w:tc>
         <w:tc>
           <w:tcPr>
-            <w:tcW w:w="1276" w:type="dxa"/>
+            <w:tcW w:w="1241" w:type="dxa"/>
             <w:vAlign w:val="center"/>
           </w:tcPr>
           <w:p>
@@ -543,7 +543,7 @@
         </w:trPr>
         <w:tc>
           <w:tcPr>
-            <w:tcW w:w="2376" w:type="dxa"/>
+            <w:tcW w:w="2311" w:type="dxa"/>
             <w:vAlign w:val="center"/>
           </w:tcPr>
           <w:p>
@@ -557,7 +557,7 @@
         </w:tc>
         <w:tc>
           <w:tcPr>
-            <w:tcW w:w="1877" w:type="dxa"/>
+            <w:tcW w:w="1826" w:type="dxa"/>
             <w:vAlign w:val="center"/>
           </w:tcPr>
           <w:p>
@@ -571,7 +571,7 @@
         </w:tc>
         <w:tc>
           <w:tcPr>
-            <w:tcW w:w="1191" w:type="dxa"/>
+            <w:tcW w:w="1159" w:type="dxa"/>
             <w:vAlign w:val="center"/>
           </w:tcPr>
           <w:p>
@@ -585,7 +585,7 @@
         </w:tc>
         <w:tc>
           <w:tcPr>
-            <w:tcW w:w="2211" w:type="dxa"/>
+            <w:tcW w:w="2151" w:type="dxa"/>
             <w:vAlign w:val="center"/>
           </w:tcPr>
           <w:p>
@@ -599,7 +599,7 @@
         </w:tc>
         <w:tc>
           <w:tcPr>
-            <w:tcW w:w="2126" w:type="dxa"/>
+            <w:tcW w:w="2068" w:type="dxa"/>
             <w:vAlign w:val="center"/>
           </w:tcPr>
           <w:p>
@@ -613,7 +613,7 @@
         </w:tc>
         <w:tc>
           <w:tcPr>
-            <w:tcW w:w="1276" w:type="dxa"/>
+            <w:tcW w:w="1241" w:type="dxa"/>
             <w:vAlign w:val="center"/>
           </w:tcPr>
           <w:p>
@@ -638,7 +638,7 @@
         </w:trPr>
         <w:tc>
           <w:tcPr>
-            <w:tcW w:w="2376" w:type="dxa"/>
+            <w:tcW w:w="2311" w:type="dxa"/>
             <w:vAlign w:val="center"/>
           </w:tcPr>
           <w:p>
@@ -652,7 +652,7 @@
         </w:tc>
         <w:tc>
           <w:tcPr>
-            <w:tcW w:w="1877" w:type="dxa"/>
+            <w:tcW w:w="1826" w:type="dxa"/>
             <w:vAlign w:val="center"/>
           </w:tcPr>
           <w:p>
@@ -666,7 +666,7 @@
         </w:tc>
         <w:tc>
           <w:tcPr>
-            <w:tcW w:w="1191" w:type="dxa"/>
+            <w:tcW w:w="1159" w:type="dxa"/>
             <w:vAlign w:val="center"/>
           </w:tcPr>
           <w:p>
@@ -680,7 +680,7 @@
         </w:tc>
         <w:tc>
           <w:tcPr>
-            <w:tcW w:w="2211" w:type="dxa"/>
+            <w:tcW w:w="2151" w:type="dxa"/>
             <w:vAlign w:val="center"/>
           </w:tcPr>
           <w:p>
@@ -694,7 +694,7 @@
         </w:tc>
         <w:tc>
           <w:tcPr>
-            <w:tcW w:w="2126" w:type="dxa"/>
+            <w:tcW w:w="2068" w:type="dxa"/>
             <w:vAlign w:val="center"/>
           </w:tcPr>
           <w:p>
@@ -708,7 +708,7 @@
         </w:tc>
         <w:tc>
           <w:tcPr>
-            <w:tcW w:w="1276" w:type="dxa"/>
+            <w:tcW w:w="1241" w:type="dxa"/>
             <w:vAlign w:val="center"/>
           </w:tcPr>
           <w:p>
@@ -733,7 +733,7 @@
         </w:trPr>
         <w:tc>
           <w:tcPr>
-            <w:tcW w:w="2376" w:type="dxa"/>
+            <w:tcW w:w="2311" w:type="dxa"/>
             <w:vAlign w:val="center"/>
           </w:tcPr>
           <w:p>
@@ -747,7 +747,7 @@
         </w:tc>
         <w:tc>
           <w:tcPr>
-            <w:tcW w:w="1877" w:type="dxa"/>
+            <w:tcW w:w="1826" w:type="dxa"/>
             <w:vAlign w:val="center"/>
           </w:tcPr>
           <w:p>
@@ -761,7 +761,7 @@
         </w:tc>
         <w:tc>
           <w:tcPr>
-            <w:tcW w:w="1191" w:type="dxa"/>
+            <w:tcW w:w="1159" w:type="dxa"/>
             <w:vAlign w:val="center"/>
           </w:tcPr>
           <w:p>
@@ -775,7 +775,7 @@
         </w:tc>
         <w:tc>
           <w:tcPr>
-            <w:tcW w:w="2211" w:type="dxa"/>
+            <w:tcW w:w="2151" w:type="dxa"/>
             <w:vAlign w:val="center"/>
           </w:tcPr>
           <w:p>
@@ -789,7 +789,7 @@
         </w:tc>
         <w:tc>
           <w:tcPr>
-            <w:tcW w:w="2126" w:type="dxa"/>
+            <w:tcW w:w="2068" w:type="dxa"/>
             <w:vAlign w:val="center"/>
           </w:tcPr>
           <w:p>
@@ -803,7 +803,7 @@
         </w:tc>
         <w:tc>
           <w:tcPr>
-            <w:tcW w:w="1276" w:type="dxa"/>
+            <w:tcW w:w="1241" w:type="dxa"/>
             <w:vAlign w:val="center"/>
           </w:tcPr>
           <w:p>
@@ -828,7 +828,7 @@
         </w:trPr>
         <w:tc>
           <w:tcPr>
-            <w:tcW w:w="2376" w:type="dxa"/>
+            <w:tcW w:w="2311" w:type="dxa"/>
             <w:vAlign w:val="center"/>
           </w:tcPr>
           <w:p>
@@ -842,7 +842,7 @@
         </w:tc>
         <w:tc>
           <w:tcPr>
-            <w:tcW w:w="1877" w:type="dxa"/>
+            <w:tcW w:w="1826" w:type="dxa"/>
             <w:vAlign w:val="center"/>
           </w:tcPr>
           <w:p>
@@ -856,7 +856,7 @@
         </w:tc>
         <w:tc>
           <w:tcPr>
-            <w:tcW w:w="1191" w:type="dxa"/>
+            <w:tcW w:w="1159" w:type="dxa"/>
             <w:vAlign w:val="center"/>
           </w:tcPr>
           <w:p>
@@ -870,7 +870,7 @@
         </w:tc>
         <w:tc>
           <w:tcPr>
-            <w:tcW w:w="2211" w:type="dxa"/>
+            <w:tcW w:w="2151" w:type="dxa"/>
             <w:vAlign w:val="center"/>
           </w:tcPr>
           <w:p>
@@ -884,7 +884,7 @@
         </w:tc>
         <w:tc>
           <w:tcPr>
-            <w:tcW w:w="2126" w:type="dxa"/>
+            <w:tcW w:w="2068" w:type="dxa"/>
             <w:vAlign w:val="center"/>
           </w:tcPr>
           <w:p>
@@ -898,7 +898,7 @@
         </w:tc>
         <w:tc>
           <w:tcPr>
-            <w:tcW w:w="1276" w:type="dxa"/>
+            <w:tcW w:w="1241" w:type="dxa"/>
             <w:vAlign w:val="center"/>
           </w:tcPr>
           <w:p>
@@ -923,7 +923,7 @@
         </w:trPr>
         <w:tc>
           <w:tcPr>
-            <w:tcW w:w="2376" w:type="dxa"/>
+            <w:tcW w:w="2311" w:type="dxa"/>
             <w:vAlign w:val="center"/>
           </w:tcPr>
           <w:p>
@@ -937,7 +937,7 @@
         </w:tc>
         <w:tc>
           <w:tcPr>
-            <w:tcW w:w="1877" w:type="dxa"/>
+            <w:tcW w:w="1826" w:type="dxa"/>
             <w:vAlign w:val="center"/>
           </w:tcPr>
           <w:p>
@@ -951,7 +951,7 @@
         </w:tc>
         <w:tc>
           <w:tcPr>
-            <w:tcW w:w="1191" w:type="dxa"/>
+            <w:tcW w:w="1159" w:type="dxa"/>
             <w:vAlign w:val="center"/>
           </w:tcPr>
           <w:p>
@@ -965,7 +965,7 @@
         </w:tc>
         <w:tc>
           <w:tcPr>
-            <w:tcW w:w="2211" w:type="dxa"/>
+            <w:tcW w:w="2151" w:type="dxa"/>
             <w:vAlign w:val="center"/>
           </w:tcPr>
           <w:p>
@@ -979,7 +979,7 @@
         </w:tc>
         <w:tc>
           <w:tcPr>
-            <w:tcW w:w="2126" w:type="dxa"/>
+            <w:tcW w:w="2068" w:type="dxa"/>
             <w:vAlign w:val="center"/>
           </w:tcPr>
           <w:p>
@@ -993,7 +993,7 @@
         </w:tc>
         <w:tc>
           <w:tcPr>
-            <w:tcW w:w="1276" w:type="dxa"/>
+            <w:tcW w:w="1241" w:type="dxa"/>
             <w:vAlign w:val="center"/>
           </w:tcPr>
           <w:p>
@@ -1030,7 +1030,7 @@
     </w:p>
     <w:tbl>
       <w:tblPr>
-        <w:tblW w:w="0" w:type="auto"/>
+        <w:tblW w:w="10944" w:type="dxa"/>
         <w:tblInd w:w="198" w:type="dxa"/>
         <w:tblBorders>
           <w:top w:val="single" w:sz="4" w:space="0" w:color="auto"/>
@@ -1044,10 +1044,10 @@
         <w:tblLook w:val="0000" w:firstRow="0" w:lastRow="0" w:firstColumn="0" w:lastColumn="0" w:noHBand="0" w:noVBand="0"/>
       </w:tblPr>
       <w:tblGrid>
-        <w:gridCol w:w="450"/>
-        <w:gridCol w:w="1161"/>
-        <w:gridCol w:w="6379"/>
-        <w:gridCol w:w="3260"/>
+        <w:gridCol w:w="438"/>
+        <w:gridCol w:w="1129"/>
+        <w:gridCol w:w="6205"/>
+        <w:gridCol w:w="3172"/>
       </w:tblGrid>
       <w:tr>
         <w:tblPrEx>
@@ -1062,7 +1062,7 @@
         </w:trPr>
         <w:tc>
           <w:tcPr>
-            <w:tcW w:w="450" w:type="dxa"/>
+            <w:tcW w:w="438" w:type="dxa"/>
             <w:vMerge w:val="restart"/>
           </w:tcPr>
           <w:p>
@@ -1090,7 +1090,7 @@
         </w:tc>
         <w:tc>
           <w:tcPr>
-            <w:tcW w:w="10800" w:type="dxa"/>
+            <w:tcW w:w="10506" w:type="dxa"/>
             <w:gridSpan w:val="3"/>
           </w:tcPr>
           <w:p>
@@ -1202,7 +1202,7 @@
         </w:trPr>
         <w:tc>
           <w:tcPr>
-            <w:tcW w:w="450" w:type="dxa"/>
+            <w:tcW w:w="438" w:type="dxa"/>
             <w:vMerge/>
             <w:vAlign w:val="center"/>
           </w:tcPr>
@@ -1222,7 +1222,7 @@
         </w:tc>
         <w:tc>
           <w:tcPr>
-            <w:tcW w:w="1161" w:type="dxa"/>
+            <w:tcW w:w="1129" w:type="dxa"/>
           </w:tcPr>
           <w:p>
             <w:pPr>
@@ -1257,7 +1257,7 @@
         </w:tc>
         <w:tc>
           <w:tcPr>
-            <w:tcW w:w="6379" w:type="dxa"/>
+            <w:tcW w:w="6205" w:type="dxa"/>
           </w:tcPr>
           <w:p>
             <w:pPr>
@@ -1292,7 +1292,7 @@
         </w:tc>
         <w:tc>
           <w:tcPr>
-            <w:tcW w:w="3260" w:type="dxa"/>
+            <w:tcW w:w="3171" w:type="dxa"/>
           </w:tcPr>
           <w:p>
             <w:pPr>
@@ -1339,7 +1339,7 @@
         </w:trPr>
         <w:tc>
           <w:tcPr>
-            <w:tcW w:w="450" w:type="dxa"/>
+            <w:tcW w:w="438" w:type="dxa"/>
             <w:vMerge/>
             <w:vAlign w:val="center"/>
           </w:tcPr>
@@ -1359,7 +1359,7 @@
         </w:tc>
         <w:tc>
           <w:tcPr>
-            <w:tcW w:w="1161" w:type="dxa"/>
+            <w:tcW w:w="1129" w:type="dxa"/>
           </w:tcPr>
           <w:p>
             <w:pPr>
@@ -1385,7 +1385,7 @@
         </w:tc>
         <w:tc>
           <w:tcPr>
-            <w:tcW w:w="6379" w:type="dxa"/>
+            <w:tcW w:w="6205" w:type="dxa"/>
           </w:tcPr>
           <w:p>
             <w:pPr>
@@ -1448,7 +1448,7 @@
         </w:tc>
         <w:tc>
           <w:tcPr>
-            <w:tcW w:w="3260" w:type="dxa"/>
+            <w:tcW w:w="3171" w:type="dxa"/>
           </w:tcPr>
           <w:p>
             <w:pPr>
@@ -1548,7 +1548,7 @@
         </w:trPr>
         <w:tc>
           <w:tcPr>
-            <w:tcW w:w="450" w:type="dxa"/>
+            <w:tcW w:w="438" w:type="dxa"/>
             <w:vMerge/>
             <w:vAlign w:val="center"/>
           </w:tcPr>
@@ -1568,7 +1568,7 @@
         </w:tc>
         <w:tc>
           <w:tcPr>
-            <w:tcW w:w="10800" w:type="dxa"/>
+            <w:tcW w:w="10506" w:type="dxa"/>
             <w:gridSpan w:val="3"/>
           </w:tcPr>
           <w:p>
@@ -1615,7 +1615,7 @@
         </w:trPr>
         <w:tc>
           <w:tcPr>
-            <w:tcW w:w="450" w:type="dxa"/>
+            <w:tcW w:w="438" w:type="dxa"/>
           </w:tcPr>
           <w:p>
             <w:pPr>
@@ -1643,7 +1643,7 @@
         </w:tc>
         <w:tc>
           <w:tcPr>
-            <w:tcW w:w="10800" w:type="dxa"/>
+            <w:tcW w:w="10506" w:type="dxa"/>
             <w:gridSpan w:val="3"/>
           </w:tcPr>
           <w:p>
@@ -2951,7 +2951,7 @@
         </w:trPr>
         <w:tc>
           <w:tcPr>
-            <w:tcW w:w="450" w:type="dxa"/>
+            <w:tcW w:w="438" w:type="dxa"/>
             <w:tcBorders>
               <w:top w:val="single" w:sz="4" w:space="0" w:color="auto"/>
               <w:left w:val="single" w:sz="4" w:space="0" w:color="auto"/>
@@ -2983,7 +2983,7 @@
         </w:tc>
         <w:tc>
           <w:tcPr>
-            <w:tcW w:w="10800" w:type="dxa"/>
+            <w:tcW w:w="10506" w:type="dxa"/>
             <w:gridSpan w:val="3"/>
             <w:tcBorders>
               <w:top w:val="single" w:sz="4" w:space="0" w:color="auto"/>
@@ -3225,7 +3225,7 @@
         </w:trPr>
         <w:tc>
           <w:tcPr>
-            <w:tcW w:w="450" w:type="dxa"/>
+            <w:tcW w:w="438" w:type="dxa"/>
           </w:tcPr>
           <w:p>
             <w:pPr>
@@ -3252,7 +3252,7 @@
         </w:tc>
         <w:tc>
           <w:tcPr>
-            <w:tcW w:w="10800" w:type="dxa"/>
+            <w:tcW w:w="10506" w:type="dxa"/>
             <w:gridSpan w:val="3"/>
             <w:vAlign w:val="center"/>
           </w:tcPr>
@@ -3282,7 +3282,25 @@
                 <w:sz w:val="22"/>
                 <w:szCs w:val="22"/>
               </w:rPr>
-              <w:t>Review of HACCP Plan, CCP monitoring, CCP deviation, Pre-requisite status)</w:t>
+              <w:t xml:space="preserve">Review of HACCP Plan, CCP monitoring, CCP deviation, </w:t>
+            </w:r>
+            <w:proofErr w:type="gramStart"/>
+            <w:r>
+              <w:rPr>
+                <w:rFonts w:ascii="Calibri" w:hAnsi="Calibri"/>
+                <w:sz w:val="22"/>
+                <w:szCs w:val="22"/>
+              </w:rPr>
+              <w:t>Pre-requisite</w:t>
+            </w:r>
+            <w:proofErr w:type="gramEnd"/>
+            <w:r>
+              <w:rPr>
+                <w:rFonts w:ascii="Calibri" w:hAnsi="Calibri"/>
+                <w:sz w:val="22"/>
+                <w:szCs w:val="22"/>
+              </w:rPr>
+              <w:t xml:space="preserve"> status)</w:t>
             </w:r>
           </w:p>
           <w:p>
@@ -3329,7 +3347,25 @@
                 <w:sz w:val="22"/>
                 <w:szCs w:val="22"/>
               </w:rPr>
-              <w:t>HACCP Plan, CCP monitoring records, PRP records (Plant hygiene, Personal hygiene, Pest control, Preventive maintenance, Cleaning record, HACCP review records)</w:t>
+              <w:t xml:space="preserve">HACCP Plan, CCP monitoring records, PRP records (Plant hygiene, Personal hygiene, Pest control, Preventive maintenance, </w:t>
+            </w:r>
+            <w:proofErr w:type="gramStart"/>
+            <w:r>
+              <w:rPr>
+                <w:rFonts w:ascii="Calibri" w:hAnsi="Calibri" w:cs="Arial"/>
+                <w:sz w:val="22"/>
+                <w:szCs w:val="22"/>
+              </w:rPr>
+              <w:t>Cleaning</w:t>
+            </w:r>
+            <w:proofErr w:type="gramEnd"/>
+            <w:r>
+              <w:rPr>
+                <w:rFonts w:ascii="Calibri" w:hAnsi="Calibri" w:cs="Arial"/>
+                <w:sz w:val="22"/>
+                <w:szCs w:val="22"/>
+              </w:rPr>
+              <w:t xml:space="preserve"> record, HACCP review records)</w:t>
             </w:r>
           </w:p>
           <w:p>
@@ -3391,7 +3427,7 @@
         </w:trPr>
         <w:tc>
           <w:tcPr>
-            <w:tcW w:w="450" w:type="dxa"/>
+            <w:tcW w:w="438" w:type="dxa"/>
           </w:tcPr>
           <w:p>
             <w:pPr>
@@ -3417,7 +3453,7 @@
         </w:tc>
         <w:tc>
           <w:tcPr>
-            <w:tcW w:w="10800" w:type="dxa"/>
+            <w:tcW w:w="10506" w:type="dxa"/>
             <w:gridSpan w:val="3"/>
             <w:vAlign w:val="center"/>
           </w:tcPr>
@@ -3592,7 +3628,7 @@
         </w:trPr>
         <w:tc>
           <w:tcPr>
-            <w:tcW w:w="450" w:type="dxa"/>
+            <w:tcW w:w="438" w:type="dxa"/>
           </w:tcPr>
           <w:p>
             <w:pPr>
@@ -3618,7 +3654,7 @@
         </w:tc>
         <w:tc>
           <w:tcPr>
-            <w:tcW w:w="10800" w:type="dxa"/>
+            <w:tcW w:w="10506" w:type="dxa"/>
             <w:gridSpan w:val="3"/>
             <w:vAlign w:val="center"/>
           </w:tcPr>
@@ -3794,7 +3830,7 @@
         </w:trPr>
         <w:tc>
           <w:tcPr>
-            <w:tcW w:w="450" w:type="dxa"/>
+            <w:tcW w:w="438" w:type="dxa"/>
           </w:tcPr>
           <w:p>
             <w:pPr>
@@ -3820,7 +3856,7 @@
         </w:tc>
         <w:tc>
           <w:tcPr>
-            <w:tcW w:w="10800" w:type="dxa"/>
+            <w:tcW w:w="10506" w:type="dxa"/>
             <w:gridSpan w:val="3"/>
             <w:vAlign w:val="center"/>
           </w:tcPr>
@@ -4009,7 +4045,7 @@
     <w:p/>
     <w:tbl>
       <w:tblPr>
-        <w:tblW w:w="0" w:type="auto"/>
+        <w:tblW w:w="10932" w:type="dxa"/>
         <w:tblInd w:w="198" w:type="dxa"/>
         <w:tblBorders>
           <w:top w:val="single" w:sz="4" w:space="0" w:color="auto"/>
@@ -4023,8 +4059,8 @@
         <w:tblLook w:val="0000" w:firstRow="0" w:lastRow="0" w:firstColumn="0" w:lastColumn="0" w:noHBand="0" w:noVBand="0"/>
       </w:tblPr>
       <w:tblGrid>
-        <w:gridCol w:w="438"/>
-        <w:gridCol w:w="10800"/>
+        <w:gridCol w:w="426"/>
+        <w:gridCol w:w="10506"/>
       </w:tblGrid>
       <w:tr>
         <w:tblPrEx>
@@ -4039,7 +4075,7 @@
         </w:trPr>
         <w:tc>
           <w:tcPr>
-            <w:tcW w:w="438" w:type="dxa"/>
+            <w:tcW w:w="426" w:type="dxa"/>
           </w:tcPr>
           <w:p>
             <w:pPr>
@@ -4059,13 +4095,14 @@
                 <w:sz w:val="22"/>
                 <w:szCs w:val="22"/>
               </w:rPr>
+              <w:lastRenderedPageBreak/>
               <w:t>8</w:t>
             </w:r>
           </w:p>
         </w:tc>
         <w:tc>
           <w:tcPr>
-            <w:tcW w:w="10800" w:type="dxa"/>
+            <w:tcW w:w="10506" w:type="dxa"/>
             <w:vAlign w:val="center"/>
           </w:tcPr>
           <w:p>
@@ -4748,7 +4785,7 @@
     <w:p/>
     <w:tbl>
       <w:tblPr>
-        <w:tblW w:w="0" w:type="auto"/>
+        <w:tblW w:w="11108" w:type="dxa"/>
         <w:tblInd w:w="198" w:type="dxa"/>
         <w:tblBorders>
           <w:top w:val="single" w:sz="4" w:space="0" w:color="auto"/>
@@ -4762,8 +4799,8 @@
         <w:tblLook w:val="0000" w:firstRow="0" w:lastRow="0" w:firstColumn="0" w:lastColumn="0" w:noHBand="0" w:noVBand="0"/>
       </w:tblPr>
       <w:tblGrid>
-        <w:gridCol w:w="619"/>
-        <w:gridCol w:w="10800"/>
+        <w:gridCol w:w="602"/>
+        <w:gridCol w:w="10506"/>
       </w:tblGrid>
       <w:tr>
         <w:tblPrEx>
@@ -4778,7 +4815,7 @@
         </w:trPr>
         <w:tc>
           <w:tcPr>
-            <w:tcW w:w="619" w:type="dxa"/>
+            <w:tcW w:w="602" w:type="dxa"/>
           </w:tcPr>
           <w:p>
             <w:pPr>
@@ -4798,13 +4835,14 @@
                 <w:sz w:val="22"/>
                 <w:szCs w:val="22"/>
               </w:rPr>
+              <w:lastRenderedPageBreak/>
               <w:t>9</w:t>
             </w:r>
           </w:p>
         </w:tc>
         <w:tc>
           <w:tcPr>
-            <w:tcW w:w="10800" w:type="dxa"/>
+            <w:tcW w:w="10506" w:type="dxa"/>
             <w:vAlign w:val="center"/>
           </w:tcPr>
           <w:p>
@@ -4977,7 +5015,7 @@
         </w:trPr>
         <w:tc>
           <w:tcPr>
-            <w:tcW w:w="619" w:type="dxa"/>
+            <w:tcW w:w="602" w:type="dxa"/>
           </w:tcPr>
           <w:p>
             <w:pPr>
@@ -5003,7 +5041,7 @@
         </w:tc>
         <w:tc>
           <w:tcPr>
-            <w:tcW w:w="10800" w:type="dxa"/>
+            <w:tcW w:w="10506" w:type="dxa"/>
           </w:tcPr>
           <w:p>
             <w:pPr>
@@ -5060,7 +5098,27 @@
                 <w:sz w:val="22"/>
                 <w:szCs w:val="22"/>
               </w:rPr>
-              <w:t xml:space="preserve">Reporting Responsibility : </w:t>
+              <w:t xml:space="preserve">Reporting </w:t>
+            </w:r>
+            <w:proofErr w:type="gramStart"/>
+            <w:r>
+              <w:rPr>
+                <w:rFonts w:ascii="Calibri" w:hAnsi="Calibri" w:cs="Calibri"/>
+                <w:b/>
+                <w:sz w:val="22"/>
+                <w:szCs w:val="22"/>
+              </w:rPr>
+              <w:t>Responsibility :</w:t>
+            </w:r>
+            <w:proofErr w:type="gramEnd"/>
+            <w:r>
+              <w:rPr>
+                <w:rFonts w:ascii="Calibri" w:hAnsi="Calibri" w:cs="Calibri"/>
+                <w:b/>
+                <w:sz w:val="22"/>
+                <w:szCs w:val="22"/>
+              </w:rPr>
+              <w:t xml:space="preserve"> </w:t>
             </w:r>
             <w:r>
               <w:rPr>
@@ -5227,7 +5285,7 @@
         </w:trPr>
         <w:tc>
           <w:tcPr>
-            <w:tcW w:w="619" w:type="dxa"/>
+            <w:tcW w:w="602" w:type="dxa"/>
           </w:tcPr>
           <w:p>
             <w:pPr>
@@ -5253,7 +5311,7 @@
         </w:tc>
         <w:tc>
           <w:tcPr>
-            <w:tcW w:w="10800" w:type="dxa"/>
+            <w:tcW w:w="10506" w:type="dxa"/>
           </w:tcPr>
           <w:p>
             <w:pPr>
@@ -5592,7 +5650,7 @@
     </w:p>
     <w:tbl>
       <w:tblPr>
-        <w:tblW w:w="0" w:type="auto"/>
+        <w:tblW w:w="10944" w:type="dxa"/>
         <w:tblInd w:w="198" w:type="dxa"/>
         <w:tblBorders>
           <w:top w:val="single" w:sz="4" w:space="0" w:color="auto"/>
@@ -5606,9 +5664,9 @@
         <w:tblLook w:val="0000" w:firstRow="0" w:lastRow="0" w:firstColumn="0" w:lastColumn="0" w:noHBand="0" w:noVBand="0"/>
       </w:tblPr>
       <w:tblGrid>
-        <w:gridCol w:w="900"/>
-        <w:gridCol w:w="6390"/>
-        <w:gridCol w:w="3960"/>
+        <w:gridCol w:w="876"/>
+        <w:gridCol w:w="6216"/>
+        <w:gridCol w:w="3852"/>
       </w:tblGrid>
       <w:tr>
         <w:tblPrEx>
@@ -5623,7 +5681,7 @@
         </w:trPr>
         <w:tc>
           <w:tcPr>
-            <w:tcW w:w="900" w:type="dxa"/>
+            <w:tcW w:w="876" w:type="dxa"/>
             <w:tcBorders>
               <w:top w:val="single" w:sz="4" w:space="0" w:color="auto"/>
             </w:tcBorders>
@@ -5647,13 +5705,14 @@
                 <w:sz w:val="18"/>
                 <w:szCs w:val="18"/>
               </w:rPr>
+              <w:lastRenderedPageBreak/>
               <w:t>Agenda Item Ref.#</w:t>
             </w:r>
           </w:p>
         </w:tc>
         <w:tc>
           <w:tcPr>
-            <w:tcW w:w="10350" w:type="dxa"/>
+            <w:tcW w:w="10068" w:type="dxa"/>
             <w:gridSpan w:val="2"/>
             <w:tcBorders>
               <w:top w:val="single" w:sz="4" w:space="0" w:color="auto"/>
@@ -5714,7 +5773,7 @@
         </w:trPr>
         <w:tc>
           <w:tcPr>
-            <w:tcW w:w="900" w:type="dxa"/>
+            <w:tcW w:w="876" w:type="dxa"/>
             <w:tcBorders>
               <w:top w:val="nil"/>
               <w:bottom w:val="nil"/>
@@ -5735,7 +5794,7 @@
         </w:tc>
         <w:tc>
           <w:tcPr>
-            <w:tcW w:w="6390" w:type="dxa"/>
+            <w:tcW w:w="6216" w:type="dxa"/>
             <w:tcBorders>
               <w:top w:val="nil"/>
               <w:bottom w:val="nil"/>
@@ -5762,7 +5821,7 @@
         </w:tc>
         <w:tc>
           <w:tcPr>
-            <w:tcW w:w="3960" w:type="dxa"/>
+            <w:tcW w:w="3852" w:type="dxa"/>
             <w:tcBorders>
               <w:top w:val="nil"/>
               <w:bottom w:val="nil"/>
@@ -5821,7 +5880,7 @@
         </w:trPr>
         <w:tc>
           <w:tcPr>
-            <w:tcW w:w="900" w:type="dxa"/>
+            <w:tcW w:w="876" w:type="dxa"/>
             <w:tcBorders>
               <w:top w:val="single" w:sz="4" w:space="0" w:color="auto"/>
               <w:bottom w:val="nil"/>
@@ -5842,7 +5901,7 @@
         </w:tc>
         <w:tc>
           <w:tcPr>
-            <w:tcW w:w="6390" w:type="dxa"/>
+            <w:tcW w:w="6216" w:type="dxa"/>
             <w:tcBorders>
               <w:top w:val="single" w:sz="4" w:space="0" w:color="auto"/>
               <w:bottom w:val="nil"/>
@@ -5869,7 +5928,7 @@
         </w:tc>
         <w:tc>
           <w:tcPr>
-            <w:tcW w:w="3960" w:type="dxa"/>
+            <w:tcW w:w="3852" w:type="dxa"/>
             <w:tcBorders>
               <w:top w:val="single" w:sz="4" w:space="0" w:color="auto"/>
               <w:bottom w:val="nil"/>
@@ -5928,7 +5987,7 @@
         </w:trPr>
         <w:tc>
           <w:tcPr>
-            <w:tcW w:w="900" w:type="dxa"/>
+            <w:tcW w:w="876" w:type="dxa"/>
             <w:tcBorders>
               <w:top w:val="single" w:sz="4" w:space="0" w:color="auto"/>
               <w:bottom w:val="nil"/>
@@ -5949,7 +6008,7 @@
         </w:tc>
         <w:tc>
           <w:tcPr>
-            <w:tcW w:w="6390" w:type="dxa"/>
+            <w:tcW w:w="6216" w:type="dxa"/>
             <w:tcBorders>
               <w:top w:val="single" w:sz="4" w:space="0" w:color="auto"/>
               <w:bottom w:val="nil"/>
@@ -5976,7 +6035,7 @@
         </w:tc>
         <w:tc>
           <w:tcPr>
-            <w:tcW w:w="3960" w:type="dxa"/>
+            <w:tcW w:w="3852" w:type="dxa"/>
             <w:tcBorders>
               <w:top w:val="single" w:sz="4" w:space="0" w:color="auto"/>
               <w:bottom w:val="nil"/>
@@ -6035,7 +6094,7 @@
         </w:trPr>
         <w:tc>
           <w:tcPr>
-            <w:tcW w:w="900" w:type="dxa"/>
+            <w:tcW w:w="876" w:type="dxa"/>
             <w:tcBorders>
               <w:top w:val="single" w:sz="4" w:space="0" w:color="auto"/>
               <w:bottom w:val="single" w:sz="4" w:space="0" w:color="auto"/>
@@ -6056,7 +6115,7 @@
         </w:tc>
         <w:tc>
           <w:tcPr>
-            <w:tcW w:w="6390" w:type="dxa"/>
+            <w:tcW w:w="6216" w:type="dxa"/>
             <w:tcBorders>
               <w:top w:val="single" w:sz="4" w:space="0" w:color="auto"/>
               <w:bottom w:val="single" w:sz="4" w:space="0" w:color="auto"/>
@@ -6083,7 +6142,7 @@
         </w:tc>
         <w:tc>
           <w:tcPr>
-            <w:tcW w:w="3960" w:type="dxa"/>
+            <w:tcW w:w="3852" w:type="dxa"/>
             <w:tcBorders>
               <w:top w:val="single" w:sz="4" w:space="0" w:color="auto"/>
               <w:bottom w:val="single" w:sz="4" w:space="0" w:color="auto"/>
@@ -6142,7 +6201,7 @@
         </w:trPr>
         <w:tc>
           <w:tcPr>
-            <w:tcW w:w="900" w:type="dxa"/>
+            <w:tcW w:w="876" w:type="dxa"/>
             <w:tcBorders>
               <w:top w:val="single" w:sz="4" w:space="0" w:color="auto"/>
               <w:bottom w:val="single" w:sz="4" w:space="0" w:color="auto"/>
@@ -6163,7 +6222,7 @@
         </w:tc>
         <w:tc>
           <w:tcPr>
-            <w:tcW w:w="6390" w:type="dxa"/>
+            <w:tcW w:w="6216" w:type="dxa"/>
             <w:tcBorders>
               <w:top w:val="single" w:sz="4" w:space="0" w:color="auto"/>
               <w:bottom w:val="single" w:sz="4" w:space="0" w:color="auto"/>
@@ -6190,7 +6249,7 @@
         </w:tc>
         <w:tc>
           <w:tcPr>
-            <w:tcW w:w="3960" w:type="dxa"/>
+            <w:tcW w:w="3852" w:type="dxa"/>
             <w:tcBorders>
               <w:top w:val="single" w:sz="4" w:space="0" w:color="auto"/>
               <w:bottom w:val="single" w:sz="4" w:space="0" w:color="auto"/>
@@ -6328,7 +6387,7 @@
       <w:footerReference w:type="default" r:id="rId10"/>
       <w:headerReference w:type="first" r:id="rId11"/>
       <w:footerReference w:type="first" r:id="rId12"/>
-      <w:pgSz w:w="12240" w:h="15840" w:code="1"/>
+      <w:pgSz w:w="11907" w:h="16839" w:code="1"/>
       <w:pgMar w:top="360" w:right="360" w:bottom="720" w:left="360" w:header="432" w:footer="432" w:gutter="0"/>
       <w:cols w:space="720"/>
     </w:sectPr>
@@ -6418,7 +6477,7 @@
 <w:hdr xmlns:wpc="http://schemas.microsoft.com/office/word/2010/wordprocessingCanvas" xmlns:cx="http://schemas.microsoft.com/office/drawing/2014/chartex" xmlns:cx1="http://schemas.microsoft.com/office/drawing/2015/9/8/chartex" xmlns:cx2="http://schemas.microsoft.com/office/drawing/2015/10/21/chartex" xmlns:cx3="http://schemas.microsoft.com/office/drawing/2016/5/9/chartex" xmlns:cx4="http://schemas.microsoft.com/office/drawing/2016/5/10/chartex" xmlns:cx5="http://schemas.microsoft.com/office/drawing/2016/5/11/chartex" xmlns:cx6="http://schemas.microsoft.com/office/drawing/2016/5/12/chartex" xmlns:cx7="http://schemas.microsoft.com/office/drawing/2016/5/13/chartex" xmlns:cx8="http://schemas.microsoft.com/office/drawing/2016/5/14/chartex" xmlns:mc="http://schemas.openxmlformats.org/markup-compatibility/2006" xmlns:aink="http://schemas.microsoft.com/office/drawing/2016/ink" xmlns:am3d="http://schemas.microsoft.com/office/drawing/2017/model3d" xmlns:o="urn:schemas-microsoft-com:office:office" xmlns:oel="http://schemas.microsoft.com/office/2019/extlst" xmlns:r="http://schemas.openxmlformats.org/officeDocument/2006/relationships" xmlns:m="http://schemas.openxmlformats.org/officeDocument/2006/math" xmlns:v="urn:schemas-microsoft-com:vml" xmlns:wp14="http://schemas.microsoft.com/office/word/2010/wordprocessingDrawing" xmlns:wp="http://schemas.openxmlformats.org/drawingml/2006/wordprocessingDrawing" xmlns:w10="urn:schemas-microsoft-com:office:word" xmlns:w="http://schemas.openxmlformats.org/wordprocessingml/2006/main" xmlns:w14="http://schemas.microsoft.com/office/word/2010/wordml" xmlns:w15="http://schemas.microsoft.com/office/word/2012/wordml" xmlns:w16cex="http://schemas.microsoft.com/office/word/2018/wordml/cex" xmlns:w16cid="http://schemas.microsoft.com/office/word/2016/wordml/cid" xmlns:w16="http://schemas.microsoft.com/office/word/2018/wordml" xmlns:w16du="http://schemas.microsoft.com/office/word/2023/wordml/word16du" xmlns:w16sdtdh="http://schemas.microsoft.com/office/word/2020/wordml/sdtdatahash" xmlns:w16sdtfl="http://schemas.microsoft.com/office/word/2024/wordml/sdtformatlock" xmlns:w16se="http://schemas.microsoft.com/office/word/2015/wordml/symex" xmlns:wpg="http://schemas.microsoft.com/office/word/2010/wordprocessingGroup" xmlns:wpi="http://schemas.microsoft.com/office/word/2010/wordprocessingInk" xmlns:wne="http://schemas.microsoft.com/office/word/2006/wordml" xmlns:wps="http://schemas.microsoft.com/office/word/2010/wordprocessingShape" mc:Ignorable="w14 w15 w16se w16cid w16 w16cex w16sdtdh w16sdtfl w16du wp14">
   <w:tbl>
     <w:tblPr>
-      <w:tblW w:w="11198" w:type="dxa"/>
+      <w:tblW w:w="10893" w:type="dxa"/>
       <w:tblInd w:w="250" w:type="dxa"/>
       <w:tblBorders>
         <w:top w:val="single" w:sz="12" w:space="0" w:color="000000"/>
@@ -6432,10 +6491,10 @@
       <w:tblLook w:val="0000" w:firstRow="0" w:lastRow="0" w:firstColumn="0" w:lastColumn="0" w:noHBand="0" w:noVBand="0"/>
     </w:tblPr>
     <w:tblGrid>
-      <w:gridCol w:w="2693"/>
-      <w:gridCol w:w="3119"/>
-      <w:gridCol w:w="2863"/>
-      <w:gridCol w:w="2523"/>
+      <w:gridCol w:w="2620"/>
+      <w:gridCol w:w="3034"/>
+      <w:gridCol w:w="2785"/>
+      <w:gridCol w:w="2454"/>
     </w:tblGrid>
     <w:tr>
       <w:tblPrEx>
@@ -6450,7 +6509,7 @@
       </w:trPr>
       <w:tc>
         <w:tcPr>
-          <w:tcW w:w="11198" w:type="dxa"/>
+          <w:tcW w:w="10893" w:type="dxa"/>
           <w:gridSpan w:val="4"/>
           <w:tcBorders>
             <w:top w:val="single" w:sz="12" w:space="0" w:color="000000"/>
@@ -6501,7 +6560,7 @@
       </w:trPr>
       <w:tc>
         <w:tcPr>
-          <w:tcW w:w="11198" w:type="dxa"/>
+          <w:tcW w:w="10893" w:type="dxa"/>
           <w:gridSpan w:val="4"/>
           <w:tcBorders>
             <w:top w:val="single" w:sz="12" w:space="0" w:color="000000"/>
@@ -6552,7 +6611,7 @@
       </w:trPr>
       <w:tc>
         <w:tcPr>
-          <w:tcW w:w="2693" w:type="dxa"/>
+          <w:tcW w:w="2620" w:type="dxa"/>
           <w:vAlign w:val="center"/>
         </w:tcPr>
         <w:p>
@@ -6577,7 +6636,7 @@
       </w:tc>
       <w:tc>
         <w:tcPr>
-          <w:tcW w:w="3119" w:type="dxa"/>
+          <w:tcW w:w="3034" w:type="dxa"/>
           <w:vAlign w:val="center"/>
         </w:tcPr>
         <w:p>
@@ -6609,7 +6668,7 @@
       </w:tc>
       <w:tc>
         <w:tcPr>
-          <w:tcW w:w="2863" w:type="dxa"/>
+          <w:tcW w:w="2785" w:type="dxa"/>
         </w:tcPr>
         <w:p>
           <w:pPr>
@@ -6640,7 +6699,7 @@
       </w:tc>
       <w:tc>
         <w:tcPr>
-          <w:tcW w:w="2523" w:type="dxa"/>
+          <w:tcW w:w="2454" w:type="dxa"/>
         </w:tcPr>
         <w:p>
           <w:pPr>
@@ -8548,64 +8607,64 @@
       </w:pPr>
     </w:lvl>
   </w:abstractNum>
-  <w:num w:numId="1" w16cid:durableId="1388339803">
+  <w:num w:numId="1" w16cid:durableId="286467958">
     <w:abstractNumId w:val="11"/>
   </w:num>
-  <w:num w:numId="2" w16cid:durableId="458108150">
+  <w:num w:numId="2" w16cid:durableId="102190319">
     <w:abstractNumId w:val="10"/>
   </w:num>
-  <w:num w:numId="3" w16cid:durableId="340281528">
+  <w:num w:numId="3" w16cid:durableId="1161002531">
     <w:abstractNumId w:val="9"/>
   </w:num>
-  <w:num w:numId="4" w16cid:durableId="1844083668">
+  <w:num w:numId="4" w16cid:durableId="1281107159">
     <w:abstractNumId w:val="4"/>
   </w:num>
-  <w:num w:numId="5" w16cid:durableId="978994675">
+  <w:num w:numId="5" w16cid:durableId="75131800">
     <w:abstractNumId w:val="5"/>
   </w:num>
-  <w:num w:numId="6" w16cid:durableId="1237010208">
+  <w:num w:numId="6" w16cid:durableId="1904019584">
     <w:abstractNumId w:val="17"/>
   </w:num>
-  <w:num w:numId="7" w16cid:durableId="1235240924">
+  <w:num w:numId="7" w16cid:durableId="1401362387">
     <w:abstractNumId w:val="3"/>
   </w:num>
-  <w:num w:numId="8" w16cid:durableId="140318440">
+  <w:num w:numId="8" w16cid:durableId="799690664">
     <w:abstractNumId w:val="18"/>
   </w:num>
-  <w:num w:numId="9" w16cid:durableId="2121684032">
+  <w:num w:numId="9" w16cid:durableId="400372630">
     <w:abstractNumId w:val="12"/>
   </w:num>
-  <w:num w:numId="10" w16cid:durableId="1874461948">
+  <w:num w:numId="10" w16cid:durableId="847866614">
     <w:abstractNumId w:val="8"/>
   </w:num>
-  <w:num w:numId="11" w16cid:durableId="2038775748">
+  <w:num w:numId="11" w16cid:durableId="648439013">
     <w:abstractNumId w:val="0"/>
   </w:num>
-  <w:num w:numId="12" w16cid:durableId="287859935">
+  <w:num w:numId="12" w16cid:durableId="1675721074">
     <w:abstractNumId w:val="2"/>
   </w:num>
-  <w:num w:numId="13" w16cid:durableId="2122527188">
+  <w:num w:numId="13" w16cid:durableId="1489830303">
     <w:abstractNumId w:val="14"/>
   </w:num>
-  <w:num w:numId="14" w16cid:durableId="1385104385">
+  <w:num w:numId="14" w16cid:durableId="1287007647">
     <w:abstractNumId w:val="7"/>
   </w:num>
-  <w:num w:numId="15" w16cid:durableId="1414232211">
+  <w:num w:numId="15" w16cid:durableId="1899124754">
     <w:abstractNumId w:val="1"/>
   </w:num>
-  <w:num w:numId="16" w16cid:durableId="2008746998">
+  <w:num w:numId="16" w16cid:durableId="2084789630">
     <w:abstractNumId w:val="15"/>
   </w:num>
-  <w:num w:numId="17" w16cid:durableId="348996187">
+  <w:num w:numId="17" w16cid:durableId="52437959">
     <w:abstractNumId w:val="13"/>
   </w:num>
-  <w:num w:numId="18" w16cid:durableId="1423337152">
+  <w:num w:numId="18" w16cid:durableId="837618080">
     <w:abstractNumId w:val="6"/>
   </w:num>
-  <w:num w:numId="19" w16cid:durableId="332883505">
+  <w:num w:numId="19" w16cid:durableId="1732191127">
     <w:abstractNumId w:val="16"/>
   </w:num>
-  <w:num w:numId="20" w16cid:durableId="814906671">
+  <w:num w:numId="20" w16cid:durableId="133370565">
     <w:abstractNumId w:val="19"/>
   </w:num>
 </w:numbering>
